--- a/victron-monitor/docs/Victron_Monitor_Deployment_Checklist.docx
+++ b/victron-monitor/docs/Victron_Monitor_Deployment_Checklist.docx
@@ -45,7 +45,7 @@
           <w:sz w:val="18"/>
           <w:szCs w:val="18"/>
         </w:rPr>
-        <w:t xml:space="preserve">Compatible with node-red/victron_monitor_v1p8.json and later (DB-driven site config, migration 006+)</w:t>
+        <w:t xml:space="preserve">Compatible with node-red/victron_monitor_v1p8.json and later (DB-driven site config, migrations 006–011) — revised 2026-07-27</w:t>
       </w:r>
     </w:p>
     <w:p>
@@ -77,6 +77,21 @@
           <w:szCs w:val="19"/>
         </w:rPr>
         <w:t xml:space="preserve">ℹ What changed since v1p4: site specs, thresholds, timezone, and the Apps Script URL now live in monitoring.sites and are fetched by Node-RED automatically at startup. Onboarding is now mostly a database insert (Section 1.1) plus the hardware-specific steps (Sections 3–5) that can't be moved into the database. Read this whole document before starting — several steps from the old checklist no longer apply.</w:t>
+      </w:r>
+    </w:p>
+    <w:p>
+      <w:pPr>
+        <w:spacing w:after="160" w:before="80"/>
+      </w:pPr>
+      <w:r>
+        <w:rPr>
+          <w:i/>
+          <w:iCs/>
+          <w:color w:val="555555"/>
+          <w:sz w:val="19"/>
+          <w:szCs w:val="19"/>
+        </w:rPr>
+        <w:t xml:space="preserve">ℹ What changed in the 2026-07-27 revision: the Supabase REST URL is now a Node-RED environment variable as well (Section 1.4), the Apps Script project needs its own Supabase Script Properties (Section 1.3), monitoring.sites gained system_type and client_id (Section 1.1), and the Section 4 node names were corrected against victron_monitor_v1p8.json.</w:t>
       </w:r>
     </w:p>
     <w:p>
@@ -227,7 +242,7 @@
           <w:sz w:val="18"/>
           <w:szCs w:val="18"/>
         </w:rPr>
-        <w:t xml:space="preserve">  report_language, app_script_url</w:t>
+        <w:t xml:space="preserve">  report_language, app_script_url, system_type</w:t>
       </w:r>
       <w:r>
         <w:br/>
@@ -407,7 +422,19 @@
           <w:sz w:val="18"/>
           <w:szCs w:val="18"/>
         </w:rPr>
-        <w:t xml:space="preserve">  '&lt;Apps Script URL&gt;'   -- see 1.3 — currently the same URL for every site</w:t>
+        <w:t xml:space="preserve">  '&lt;Apps Script URL&gt;',  -- see 1.3 — currently the same URL for every site</w:t>
+      </w:r>
+      <w:r>
+        <w:br/>
+        <w:t xml:space="preserve"/>
+      </w:r>
+      <w:r>
+        <w:rPr>
+          <w:rFonts w:ascii="Courier New" w:cs="Courier New" w:eastAsia="Courier New" w:hAnsi="Courier New"/>
+          <w:sz w:val="18"/>
+          <w:szCs w:val="18"/>
+        </w:rPr>
+        <w:t xml:space="preserve">  'hybrid'              -- 'grid_zero' | 'off_grid' | 'hybrid' (migration 009)</w:t>
       </w:r>
       <w:r>
         <w:br/>
@@ -431,7 +458,7 @@
           <w:sz w:val="20"/>
           <w:szCs w:val="20"/>
         </w:rPr>
-        <w:t xml:space="preserve">health_thresholds is intentionally not in the template above — it defaults to the standard threshold set (see database/migrations/006_per_site_config.sql). Only set it if this site genuinely needs different health scoring, e.g. a smaller battery bank that naturally cycles more:</w:t>
+        <w:t xml:space="preserve">health_thresholds is intentionally not in the template above — it defaults to the standard threshold set (see database/migrations/010_battery_cycle_threshold.sql, which recalibrated batteryCyclesHigh/Mid to 10.0/7.0 — hybrid and off-grid systems are designed to cycle daily, so the old 1.5/1.0 flagged healthy systems). Only set it if this site genuinely needs different health scoring, and only the keys that differ — the function merges your JSON over the defaults:</w:t>
       </w:r>
     </w:p>
     <w:p>
@@ -463,7 +490,78 @@
           <w:sz w:val="18"/>
           <w:szCs w:val="18"/>
         </w:rPr>
-        <w:t xml:space="preserve">SET health_thresholds = health_thresholds || '{"batteryCyclesHigh": 2.0}'::jsonb</w:t>
+        <w:t xml:space="preserve">SET health_thresholds = health_thresholds || '{"socLowWarning": 25}'::jsonb</w:t>
+      </w:r>
+      <w:r>
+        <w:br/>
+        <w:t xml:space="preserve"/>
+      </w:r>
+      <w:r>
+        <w:rPr>
+          <w:rFonts w:ascii="Courier New" w:cs="Courier New" w:eastAsia="Courier New" w:hAnsi="Courier New"/>
+          <w:sz w:val="18"/>
+          <w:szCs w:val="18"/>
+        </w:rPr>
+        <w:t xml:space="preserve">WHERE site_id = '&lt;site-slug&gt;';</w:t>
+      </w:r>
+    </w:p>
+    <w:p>
+      <w:pPr>
+        <w:spacing w:after="160" w:before="80"/>
+      </w:pPr>
+      <w:r>
+        <w:rPr>
+          <w:i/>
+          <w:iCs/>
+          <w:color w:val="555555"/>
+          <w:sz w:val="19"/>
+          <w:szCs w:val="19"/>
+        </w:rPr>
+        <w:t xml:space="preserve">ℹ Link the site to its customer. client_id (migration 007) is what makes the weekly report reach the actual customer: leave it NULL and monitoring.get_report_email() returns nothing, so Apps Script silently falls back to the internal proyectos@paulyco.com address. Run this after the INSERT, once you know the client row:</w:t>
+      </w:r>
+    </w:p>
+    <w:p>
+      <w:pPr>
+        <w:pBdr>
+          <w:top w:val="single" w:color="CCCCCC" w:sz="4"/>
+          <w:left w:val="single" w:color="CCCCCC" w:sz="4"/>
+          <w:bottom w:val="single" w:color="CCCCCC" w:sz="4"/>
+          <w:right w:val="single" w:color="CCCCCC" w:sz="4"/>
+        </w:pBdr>
+        <w:shd w:fill="F5F5F5" w:val="clear"/>
+        <w:spacing w:after="200" w:before="100"/>
+      </w:pPr>
+      <w:r>
+        <w:rPr>
+          <w:rFonts w:ascii="Courier New" w:cs="Courier New" w:eastAsia="Courier New" w:hAnsi="Courier New"/>
+          <w:sz w:val="18"/>
+          <w:szCs w:val="18"/>
+        </w:rPr>
+        <w:t xml:space="preserve">-- Find the client first:</w:t>
+      </w:r>
+      <w:r>
+        <w:br/>
+        <w:t xml:space="preserve"/>
+      </w:r>
+      <w:r>
+        <w:rPr>
+          <w:rFonts w:ascii="Courier New" w:cs="Courier New" w:eastAsia="Courier New" w:hAnsi="Courier New"/>
+          <w:sz w:val="18"/>
+          <w:szCs w:val="18"/>
+        </w:rPr>
+        <w:t xml:space="preserve">--   SELECT id, name, email FROM public.clients WHERE name ILIKE '%&lt;customer&gt;%';</w:t>
+      </w:r>
+      <w:r>
+        <w:br/>
+        <w:t xml:space="preserve"/>
+      </w:r>
+      <w:r>
+        <w:rPr>
+          <w:rFonts w:ascii="Courier New" w:cs="Courier New" w:eastAsia="Courier New" w:hAnsi="Courier New"/>
+          <w:sz w:val="18"/>
+          <w:szCs w:val="18"/>
+        </w:rPr>
+        <w:t xml:space="preserve">UPDATE monitoring.sites SET client_id = '&lt;client-uuid&gt;'</w:t>
       </w:r>
       <w:r>
         <w:br/>
@@ -490,7 +588,7 @@
           <w:sz w:val="19"/>
           <w:szCs w:val="19"/>
         </w:rPr>
-        <w:t xml:space="preserve">✓ No schema changes, no new grants, and no Data API settings to touch for a new site — those are configured once at the schema level and already apply to every row. This INSERT is the entire Supabase-side setup.</w:t>
+        <w:t xml:space="preserve">✓ No schema changes, no new grants, and no Data API settings to touch for a new site — those are configured once at the schema level and already apply to every row. The INSERT plus the client_id link is the entire Supabase-side setup.</w:t>
       </w:r>
     </w:p>
     <w:p>
@@ -980,7 +1078,7 @@
           <w:sz w:val="24"/>
           <w:szCs w:val="24"/>
         </w:rPr>
-        <w:t xml:space="preserve">1.3 Google Apps Script — Web app URL</w:t>
+        <w:t xml:space="preserve">1.3 Google Apps Script — Web app URL and Script Properties</w:t>
       </w:r>
     </w:p>
     <w:p>
@@ -995,7 +1093,7 @@
           <w:sz w:val="19"/>
           <w:szCs w:val="19"/>
         </w:rPr>
-        <w:t xml:space="preserve">ℹ Today, one Apps Script Web App deployment handles every site — the URL is the same for all of them and is stored per-site in monitoring.sites.app_script_url (Section 1.1) rather than hardcoded in Node-RED. It's stored per-site in the schema so a future customer can get their own separate Google account/Sheets/Apps Script deployment without a schema change — for now, just reuse the existing URL.</w:t>
+        <w:t xml:space="preserve">ℹ Today, one Apps Script Web App deployment handles every site — the URL is the same for all of them and is stored per-site in monitoring.sites.app_script_url (Section 1.1) rather than hardcoded in Node-RED. It's stored per-site in the schema so a future customer can get their own separate Google account/Sheets/Apps Script deployment without a schema change — for now, just reuse the existing URL. The Apps Script project also needs its own Supabase credentials: the weekly report now reads monitoring.energy_daily and monitoring.sites straight from Supabase rather than from the Sheets tabs, and getSupabaseConfig_() throws on the first weekly run if the Script Properties below are missing. Reusing the existing deployment means they are already set.</w:t>
       </w:r>
     </w:p>
     <w:tbl>
@@ -1336,6 +1434,217 @@
           </w:p>
         </w:tc>
       </w:tr>
+      <w:tr>
+        <w:tc>
+          <w:tcPr>
+            <w:tcW w:type="dxa" w:w="500"/>
+            <w:tcBorders>
+              <w:top w:val="single" w:color="CCCCCC" w:sz="4"/>
+              <w:left w:val="single" w:color="CCCCCC" w:sz="4"/>
+              <w:bottom w:val="single" w:color="CCCCCC" w:sz="4"/>
+              <w:right w:val="single" w:color="CCCCCC" w:sz="4"/>
+            </w:tcBorders>
+            <w:tcMar>
+              <w:top w:type="dxa" w:w="60"/>
+              <w:left w:type="dxa" w:w="100"/>
+              <w:bottom w:type="dxa" w:w="60"/>
+              <w:right w:type="dxa" w:w="100"/>
+            </w:tcMar>
+          </w:tcPr>
+          <w:p>
+            <w:pPr>
+              <w:jc w:val="center"/>
+            </w:pPr>
+            <w:r>
+              <w:rPr>
+                <w:b w:val="false"/>
+                <w:bCs w:val="false"/>
+                <w:i w:val="false"/>
+                <w:iCs w:val="false"/>
+                <w:color w:val="000000"/>
+                <w:sz w:val="20"/>
+                <w:szCs w:val="20"/>
+              </w:rPr>
+              <w:t xml:space="preserve">3</w:t>
+            </w:r>
+          </w:p>
+        </w:tc>
+        <w:tc>
+          <w:tcPr>
+            <w:tcW w:type="dxa" w:w="8160"/>
+            <w:tcBorders>
+              <w:top w:val="single" w:color="CCCCCC" w:sz="4"/>
+              <w:left w:val="single" w:color="CCCCCC" w:sz="4"/>
+              <w:bottom w:val="single" w:color="CCCCCC" w:sz="4"/>
+              <w:right w:val="single" w:color="CCCCCC" w:sz="4"/>
+            </w:tcBorders>
+            <w:tcMar>
+              <w:top w:type="dxa" w:w="60"/>
+              <w:left w:type="dxa" w:w="100"/>
+              <w:bottom w:type="dxa" w:w="60"/>
+              <w:right w:type="dxa" w:w="100"/>
+            </w:tcMar>
+          </w:tcPr>
+          <w:p>
+            <w:pPr>
+              <w:jc w:val="left"/>
+            </w:pPr>
+            <w:r>
+              <w:rPr>
+                <w:b w:val="false"/>
+                <w:bCs w:val="false"/>
+                <w:i w:val="false"/>
+                <w:iCs w:val="false"/>
+                <w:color w:val="000000"/>
+                <w:sz w:val="20"/>
+                <w:szCs w:val="20"/>
+              </w:rPr>
+              <w:t xml:space="preserve">Apps Script editor → Project Settings → Script Properties: confirm SUPABASE_URL = https://qqorjwnlawhlmrmxxgdb.supabase.co/rest/v1 (note the /rest/v1 suffix)</w:t>
+            </w:r>
+          </w:p>
+        </w:tc>
+        <w:tc>
+          <w:tcPr>
+            <w:tcW w:type="dxa" w:w="700"/>
+            <w:tcBorders>
+              <w:top w:val="single" w:color="CCCCCC" w:sz="4"/>
+              <w:left w:val="single" w:color="CCCCCC" w:sz="4"/>
+              <w:bottom w:val="single" w:color="CCCCCC" w:sz="4"/>
+              <w:right w:val="single" w:color="CCCCCC" w:sz="4"/>
+            </w:tcBorders>
+            <w:tcMar>
+              <w:top w:type="dxa" w:w="60"/>
+              <w:left w:type="dxa" w:w="100"/>
+              <w:bottom w:type="dxa" w:w="60"/>
+              <w:right w:type="dxa" w:w="100"/>
+            </w:tcMar>
+          </w:tcPr>
+          <w:p>
+            <w:pPr>
+              <w:jc w:val="center"/>
+            </w:pPr>
+            <w:r>
+              <w:rPr>
+                <w:b w:val="false"/>
+                <w:bCs w:val="false"/>
+                <w:i w:val="false"/>
+                <w:iCs w:val="false"/>
+                <w:color w:val="000000"/>
+                <w:sz w:val="20"/>
+                <w:szCs w:val="20"/>
+              </w:rPr>
+              <w:t xml:space="preserve">☐</w:t>
+            </w:r>
+          </w:p>
+        </w:tc>
+      </w:tr>
+      <w:tr>
+        <w:tc>
+          <w:tcPr>
+            <w:tcW w:type="dxa" w:w="500"/>
+            <w:tcBorders>
+              <w:top w:val="single" w:color="CCCCCC" w:sz="4"/>
+              <w:left w:val="single" w:color="CCCCCC" w:sz="4"/>
+              <w:bottom w:val="single" w:color="CCCCCC" w:sz="4"/>
+              <w:right w:val="single" w:color="CCCCCC" w:sz="4"/>
+            </w:tcBorders>
+            <w:shd w:fill="F2F2F2" w:val="clear"/>
+            <w:tcMar>
+              <w:top w:type="dxa" w:w="60"/>
+              <w:left w:type="dxa" w:w="100"/>
+              <w:bottom w:type="dxa" w:w="60"/>
+              <w:right w:type="dxa" w:w="100"/>
+            </w:tcMar>
+          </w:tcPr>
+          <w:p>
+            <w:pPr>
+              <w:jc w:val="center"/>
+            </w:pPr>
+            <w:r>
+              <w:rPr>
+                <w:b w:val="false"/>
+                <w:bCs w:val="false"/>
+                <w:i w:val="false"/>
+                <w:iCs w:val="false"/>
+                <w:color w:val="000000"/>
+                <w:sz w:val="20"/>
+                <w:szCs w:val="20"/>
+              </w:rPr>
+              <w:t xml:space="preserve">4</w:t>
+            </w:r>
+          </w:p>
+        </w:tc>
+        <w:tc>
+          <w:tcPr>
+            <w:tcW w:type="dxa" w:w="8160"/>
+            <w:tcBorders>
+              <w:top w:val="single" w:color="CCCCCC" w:sz="4"/>
+              <w:left w:val="single" w:color="CCCCCC" w:sz="4"/>
+              <w:bottom w:val="single" w:color="CCCCCC" w:sz="4"/>
+              <w:right w:val="single" w:color="CCCCCC" w:sz="4"/>
+            </w:tcBorders>
+            <w:shd w:fill="F2F2F2" w:val="clear"/>
+            <w:tcMar>
+              <w:top w:type="dxa" w:w="60"/>
+              <w:left w:type="dxa" w:w="100"/>
+              <w:bottom w:type="dxa" w:w="60"/>
+              <w:right w:type="dxa" w:w="100"/>
+            </w:tcMar>
+          </w:tcPr>
+          <w:p>
+            <w:pPr>
+              <w:jc w:val="left"/>
+            </w:pPr>
+            <w:r>
+              <w:rPr>
+                <w:b w:val="false"/>
+                <w:bCs w:val="false"/>
+                <w:i w:val="false"/>
+                <w:iCs w:val="false"/>
+                <w:color w:val="000000"/>
+                <w:sz w:val="20"/>
+                <w:szCs w:val="20"/>
+              </w:rPr>
+              <w:t xml:space="preserve">Confirm SUPABASE_ANON_KEY is the anon / public key (Project Settings → API) — never the service_role key, and never hardcoded in the script</w:t>
+            </w:r>
+          </w:p>
+        </w:tc>
+        <w:tc>
+          <w:tcPr>
+            <w:tcW w:type="dxa" w:w="700"/>
+            <w:tcBorders>
+              <w:top w:val="single" w:color="CCCCCC" w:sz="4"/>
+              <w:left w:val="single" w:color="CCCCCC" w:sz="4"/>
+              <w:bottom w:val="single" w:color="CCCCCC" w:sz="4"/>
+              <w:right w:val="single" w:color="CCCCCC" w:sz="4"/>
+            </w:tcBorders>
+            <w:shd w:fill="F2F2F2" w:val="clear"/>
+            <w:tcMar>
+              <w:top w:type="dxa" w:w="60"/>
+              <w:left w:type="dxa" w:w="100"/>
+              <w:bottom w:type="dxa" w:w="60"/>
+              <w:right w:type="dxa" w:w="100"/>
+            </w:tcMar>
+          </w:tcPr>
+          <w:p>
+            <w:pPr>
+              <w:jc w:val="center"/>
+            </w:pPr>
+            <w:r>
+              <w:rPr>
+                <w:b w:val="false"/>
+                <w:bCs w:val="false"/>
+                <w:i w:val="false"/>
+                <w:iCs w:val="false"/>
+                <w:color w:val="000000"/>
+                <w:sz w:val="20"/>
+                <w:szCs w:val="20"/>
+              </w:rPr>
+              <w:t xml:space="preserve">☐</w:t>
+            </w:r>
+          </w:p>
+        </w:tc>
+      </w:tr>
     </w:tbl>
     <w:p>
       <w:pPr>
@@ -1350,7 +1659,7 @@
           <w:sz w:val="24"/>
           <w:szCs w:val="24"/>
         </w:rPr>
-        <w:t xml:space="preserve">1.4 Node-RED device — Supabase credential (one-time per Cerbo)</w:t>
+        <w:t xml:space="preserve">1.4 Node-RED device — Supabase environment variables (one-time per Cerbo)</w:t>
       </w:r>
     </w:p>
     <w:p>
@@ -1365,7 +1674,22 @@
           <w:sz w:val="19"/>
           <w:szCs w:val="19"/>
         </w:rPr>
-        <w:t xml:space="preserve">⚠ New requirement, not in v1p4. The Supabase anon key is no longer hardcoded in the flow — it's stored as a Node-RED Global Environment Variable so it never ends up in an exported flow file. This must be set up once per physical Cerbo device, BEFORE deploying the flow (Section 2), or every Supabase write will fail with an authentication error.</w:t>
+        <w:t xml:space="preserve">⚠ New requirement, not in v1p4. Neither the Supabase REST URL nor the anon key is hardcoded in the flow — both are Node-RED Global Environment Variables, so an exported flow file never carries a credential. Both must be set up once per physical Cerbo device, BEFORE deploying the flow (Section 2). Miss the key and every Supabase write fails authentication; miss the URL and every request goes to a URL starting with "undefined/", leaving Merge Site Config stuck on the yellow fallback.</w:t>
+      </w:r>
+    </w:p>
+    <w:p>
+      <w:pPr>
+        <w:spacing w:after="160" w:before="80"/>
+      </w:pPr>
+      <w:r>
+        <w:rPr>
+          <w:i/>
+          <w:iCs/>
+          <w:color w:val="555555"/>
+          <w:sz w:val="19"/>
+          <w:szCs w:val="19"/>
+        </w:rPr>
+        <w:t xml:space="preserve">⚠ Do NOT copy these two values from the design tool's .env file — neither one is what a Cerbo wants. That file holds the Streamlit app's credentials: its SUPABASE_URL is the bare project URL with no /rest/v1 suffix, and its only key is SUPABASE_SERVICE_ROLE_KEY, which bypasses RLS entirely and must never be deployed to a Cerbo or to Apps Script — on a customer's device it would expose the whole database, public.clients included. Take the anon / public key from the Supabase dashboard (Project Settings → API; newer projects label it sb_publishable_…). The monitoring schema's grants are built around the anon key.</w:t>
       </w:r>
     </w:p>
     <w:tbl>
@@ -1666,7 +1990,7 @@
                 <w:sz w:val="20"/>
                 <w:szCs w:val="20"/>
               </w:rPr>
-              <w:t xml:space="preserve">Click “+ add” → Name: SUPABASE_ANON_KEY</w:t>
+              <w:t xml:space="preserve">Click “+ add” → Name: SUPABASE_URL, Type: string, Value: https://qqorjwnlawhlmrmxxgdb.supabase.co/rest/v1 (include the /rest/v1 suffix)</w:t>
             </w:r>
           </w:p>
         </w:tc>
@@ -1771,7 +2095,7 @@
                 <w:sz w:val="20"/>
                 <w:szCs w:val="20"/>
               </w:rPr>
-              <w:t xml:space="preserve">Set Type to credential (padlock icon) — NOT string or env variable</w:t>
+              <w:t xml:space="preserve">Click “+ add” again → Name: SUPABASE_ANON_KEY</w:t>
             </w:r>
           </w:p>
         </w:tc>
@@ -1877,7 +2201,7 @@
                 <w:sz w:val="20"/>
                 <w:szCs w:val="20"/>
               </w:rPr>
-              <w:t xml:space="preserve">Paste the shared project's anon public key as the Value (Settings → API in Supabase)</w:t>
+              <w:t xml:space="preserve">Set SUPABASE_ANON_KEY's Type to credential (padlock icon) — NOT string or env variable. SUPABASE_URL stays a plain string</w:t>
             </w:r>
           </w:p>
         </w:tc>
@@ -1982,7 +2306,7 @@
                 <w:sz w:val="20"/>
                 <w:szCs w:val="20"/>
               </w:rPr>
-              <w:t xml:space="preserve">Close the dialog — this device now has the credential available to every flow via env.get('SUPABASE_ANON_KEY')</w:t>
+              <w:t xml:space="preserve">Paste the anon / public key as its Value — Supabase dashboard → Project Settings → API, NOT the service_role key and NOT anything from the repo's .env</w:t>
             </w:r>
           </w:p>
         </w:tc>
@@ -1995,6 +2319,113 @@
               <w:bottom w:val="single" w:color="CCCCCC" w:sz="4"/>
               <w:right w:val="single" w:color="CCCCCC" w:sz="4"/>
             </w:tcBorders>
+            <w:tcMar>
+              <w:top w:type="dxa" w:w="60"/>
+              <w:left w:type="dxa" w:w="100"/>
+              <w:bottom w:type="dxa" w:w="60"/>
+              <w:right w:type="dxa" w:w="100"/>
+            </w:tcMar>
+          </w:tcPr>
+          <w:p>
+            <w:pPr>
+              <w:jc w:val="center"/>
+            </w:pPr>
+            <w:r>
+              <w:rPr>
+                <w:b w:val="false"/>
+                <w:bCs w:val="false"/>
+                <w:i w:val="false"/>
+                <w:iCs w:val="false"/>
+                <w:color w:val="000000"/>
+                <w:sz w:val="20"/>
+                <w:szCs w:val="20"/>
+              </w:rPr>
+              <w:t xml:space="preserve">☐</w:t>
+            </w:r>
+          </w:p>
+        </w:tc>
+      </w:tr>
+      <w:tr>
+        <w:tc>
+          <w:tcPr>
+            <w:tcW w:type="dxa" w:w="500"/>
+            <w:tcBorders>
+              <w:top w:val="single" w:color="CCCCCC" w:sz="4"/>
+              <w:left w:val="single" w:color="CCCCCC" w:sz="4"/>
+              <w:bottom w:val="single" w:color="CCCCCC" w:sz="4"/>
+              <w:right w:val="single" w:color="CCCCCC" w:sz="4"/>
+            </w:tcBorders>
+            <w:shd w:fill="F2F2F2" w:val="clear"/>
+            <w:tcMar>
+              <w:top w:type="dxa" w:w="60"/>
+              <w:left w:type="dxa" w:w="100"/>
+              <w:bottom w:type="dxa" w:w="60"/>
+              <w:right w:type="dxa" w:w="100"/>
+            </w:tcMar>
+          </w:tcPr>
+          <w:p>
+            <w:pPr>
+              <w:jc w:val="center"/>
+            </w:pPr>
+            <w:r>
+              <w:rPr>
+                <w:b w:val="false"/>
+                <w:bCs w:val="false"/>
+                <w:i w:val="false"/>
+                <w:iCs w:val="false"/>
+                <w:color w:val="000000"/>
+                <w:sz w:val="20"/>
+                <w:szCs w:val="20"/>
+              </w:rPr>
+              <w:t xml:space="preserve">6</w:t>
+            </w:r>
+          </w:p>
+        </w:tc>
+        <w:tc>
+          <w:tcPr>
+            <w:tcW w:type="dxa" w:w="8160"/>
+            <w:tcBorders>
+              <w:top w:val="single" w:color="CCCCCC" w:sz="4"/>
+              <w:left w:val="single" w:color="CCCCCC" w:sz="4"/>
+              <w:bottom w:val="single" w:color="CCCCCC" w:sz="4"/>
+              <w:right w:val="single" w:color="CCCCCC" w:sz="4"/>
+            </w:tcBorders>
+            <w:shd w:fill="F2F2F2" w:val="clear"/>
+            <w:tcMar>
+              <w:top w:type="dxa" w:w="60"/>
+              <w:left w:type="dxa" w:w="100"/>
+              <w:bottom w:type="dxa" w:w="60"/>
+              <w:right w:type="dxa" w:w="100"/>
+            </w:tcMar>
+          </w:tcPr>
+          <w:p>
+            <w:pPr>
+              <w:jc w:val="left"/>
+            </w:pPr>
+            <w:r>
+              <w:rPr>
+                <w:b w:val="false"/>
+                <w:bCs w:val="false"/>
+                <w:i w:val="false"/>
+                <w:iCs w:val="false"/>
+                <w:color w:val="000000"/>
+                <w:sz w:val="20"/>
+                <w:szCs w:val="20"/>
+              </w:rPr>
+              <w:t xml:space="preserve">Close the dialog — this device now exposes both to every flow via env.get('SUPABASE_URL') and env.get('SUPABASE_ANON_KEY')</w:t>
+            </w:r>
+          </w:p>
+        </w:tc>
+        <w:tc>
+          <w:tcPr>
+            <w:tcW w:type="dxa" w:w="700"/>
+            <w:tcBorders>
+              <w:top w:val="single" w:color="CCCCCC" w:sz="4"/>
+              <w:left w:val="single" w:color="CCCCCC" w:sz="4"/>
+              <w:bottom w:val="single" w:color="CCCCCC" w:sz="4"/>
+              <w:right w:val="single" w:color="CCCCCC" w:sz="4"/>
+            </w:tcBorders>
+            <w:shd w:fill="F2F2F2" w:val="clear"/>
             <w:tcMar>
               <w:top w:type="dxa" w:w="60"/>
               <w:left w:type="dxa" w:w="100"/>
@@ -2034,7 +2465,7 @@
           <w:sz w:val="19"/>
           <w:szCs w:val="19"/>
         </w:rPr>
-        <w:t xml:space="preserve">ℹ If your Node-RED version predates 3.1 (no Environment tab under Settings), see victron-monitor/README.md for the settings.js fallback (process.env.SUPABASE_ANON_KEY = '...').</w:t>
+        <w:t xml:space="preserve">ℹ If your Node-RED version predates 3.1 (no Environment tab under Settings), set both in settings.js instead: process.env.SUPABASE_URL = '...'; process.env.SUPABASE_ANON_KEY = '...'; — env.get() reads those too, but they are then stored in plain text on the device.</w:t>
       </w:r>
     </w:p>
     <w:p>
@@ -2260,7 +2691,7 @@
                 <w:sz w:val="20"/>
                 <w:szCs w:val="20"/>
               </w:rPr>
-              <w:t xml:space="preserve">Complete Section 1.4 (credential env var) on this device before continuing</w:t>
+              <w:t xml:space="preserve">Complete Section 1.4 (both Supabase environment variables) on this device before continuing</w:t>
             </w:r>
           </w:p>
         </w:tc>
@@ -3013,6 +3444,110 @@
               <w:right w:val="single" w:color="CCCCCC" w:sz="4"/>
             </w:tcBorders>
             <w:shd w:fill="F2F2F2" w:val="clear"/>
+            <w:tcMar>
+              <w:top w:type="dxa" w:w="60"/>
+              <w:left w:type="dxa" w:w="100"/>
+              <w:bottom w:type="dxa" w:w="60"/>
+              <w:right w:type="dxa" w:w="100"/>
+            </w:tcMar>
+          </w:tcPr>
+          <w:p>
+            <w:pPr>
+              <w:jc w:val="center"/>
+            </w:pPr>
+            <w:r>
+              <w:rPr>
+                <w:b w:val="false"/>
+                <w:bCs w:val="false"/>
+                <w:i w:val="false"/>
+                <w:iCs w:val="false"/>
+                <w:color w:val="000000"/>
+                <w:sz w:val="20"/>
+                <w:szCs w:val="20"/>
+              </w:rPr>
+              <w:t xml:space="preserve">☐</w:t>
+            </w:r>
+          </w:p>
+        </w:tc>
+      </w:tr>
+      <w:tr>
+        <w:tc>
+          <w:tcPr>
+            <w:tcW w:type="dxa" w:w="500"/>
+            <w:tcBorders>
+              <w:top w:val="single" w:color="CCCCCC" w:sz="4"/>
+              <w:left w:val="single" w:color="CCCCCC" w:sz="4"/>
+              <w:bottom w:val="single" w:color="CCCCCC" w:sz="4"/>
+              <w:right w:val="single" w:color="CCCCCC" w:sz="4"/>
+            </w:tcBorders>
+            <w:tcMar>
+              <w:top w:type="dxa" w:w="60"/>
+              <w:left w:type="dxa" w:w="100"/>
+              <w:bottom w:type="dxa" w:w="60"/>
+              <w:right w:type="dxa" w:w="100"/>
+            </w:tcMar>
+          </w:tcPr>
+          <w:p>
+            <w:pPr>
+              <w:jc w:val="center"/>
+            </w:pPr>
+            <w:r>
+              <w:rPr>
+                <w:b w:val="false"/>
+                <w:bCs w:val="false"/>
+                <w:i w:val="false"/>
+                <w:iCs w:val="false"/>
+                <w:color w:val="000000"/>
+                <w:sz w:val="20"/>
+                <w:szCs w:val="20"/>
+              </w:rPr>
+              <w:t xml:space="preserve">9</w:t>
+            </w:r>
+          </w:p>
+        </w:tc>
+        <w:tc>
+          <w:tcPr>
+            <w:tcW w:type="dxa" w:w="8160"/>
+            <w:tcBorders>
+              <w:top w:val="single" w:color="CCCCCC" w:sz="4"/>
+              <w:left w:val="single" w:color="CCCCCC" w:sz="4"/>
+              <w:bottom w:val="single" w:color="CCCCCC" w:sz="4"/>
+              <w:right w:val="single" w:color="CCCCCC" w:sz="4"/>
+            </w:tcBorders>
+            <w:tcMar>
+              <w:top w:type="dxa" w:w="60"/>
+              <w:left w:type="dxa" w:w="100"/>
+              <w:bottom w:type="dxa" w:w="60"/>
+              <w:right w:type="dxa" w:w="100"/>
+            </w:tcMar>
+          </w:tcPr>
+          <w:p>
+            <w:pPr>
+              <w:jc w:val="left"/>
+            </w:pPr>
+            <w:r>
+              <w:rPr>
+                <w:b w:val="false"/>
+                <w:bCs w:val="false"/>
+                <w:i w:val="false"/>
+                <w:iCs w:val="false"/>
+                <w:color w:val="000000"/>
+                <w:sz w:val="20"/>
+                <w:szCs w:val="20"/>
+              </w:rPr>
+              <w:t xml:space="preserve">After importing, reopen Menu (☰) → Settings → Environment and confirm both variables are still present with values — the exported flow carries an empty global-config env list, and a full import can clear what you set in Section 1.4</w:t>
+            </w:r>
+          </w:p>
+        </w:tc>
+        <w:tc>
+          <w:tcPr>
+            <w:tcW w:type="dxa" w:w="700"/>
+            <w:tcBorders>
+              <w:top w:val="single" w:color="CCCCCC" w:sz="4"/>
+              <w:left w:val="single" w:color="CCCCCC" w:sz="4"/>
+              <w:bottom w:val="single" w:color="CCCCCC" w:sz="4"/>
+              <w:right w:val="single" w:color="CCCCCC" w:sz="4"/>
+            </w:tcBorders>
             <w:tcMar>
               <w:top w:type="dxa" w:w="60"/>
               <w:left w:type="dxa" w:w="100"/>
@@ -3369,7 +3904,7 @@
                 <w:sz w:val="18"/>
                 <w:szCs w:val="18"/>
               </w:rPr>
-              <w:t xml:space="preserve">https://qqorjwnlawhlmrmxxgdb.supabase.co/rest/v1</w:t>
+              <w:t xml:space="preserve">env.get('SUPABASE_URL')</w:t>
             </w:r>
           </w:p>
         </w:tc>
@@ -3404,7 +3939,7 @@
                 <w:sz w:val="18"/>
                 <w:szCs w:val="18"/>
               </w:rPr>
-              <w:t xml:space="preserve">Shared across every site — should already be correct in the imported template. Verify, don't re-type</w:t>
+              <w:t xml:space="preserve">Do not paste a literal URL here. Comes from the Section 1.4 env var — the shared REST URL (https://qqorjwnlawhlmrmxxgdb.supabase.co/rest/v1) is set on the device, not in the flow</w:t>
             </w:r>
           </w:p>
         </w:tc>
@@ -3508,7 +4043,7 @@
                 <w:sz w:val="18"/>
                 <w:szCs w:val="18"/>
               </w:rPr>
-              <w:t xml:space="preserve">Do not paste a literal key here. Comes from the Section 1.4 credential env var — verify this line says env.get(...), not a hardcoded string</w:t>
+              <w:t xml:space="preserve">Do not paste a literal key here. Comes from the Section 1.4 credential env var — verify this line says env.get('SUPABASE_ANON_KEY'), not a hardcoded string</w:t>
             </w:r>
           </w:p>
         </w:tc>
@@ -3984,7 +4519,7 @@
           <w:sz w:val="19"/>
           <w:szCs w:val="19"/>
         </w:rPr>
-        <w:t xml:space="preserve">⚠ Unchanged from v1p4 — this is physical device wiring, unrelated to the Supabase/config changes above. Measurement selections are NOT saved in the JSON export. Every Victron input node must be configured manually after import. The Victron device must be online and visible to the Cerbo for measurements to appear in the dropdown.</w:t>
+        <w:t xml:space="preserve">⚠ Physical device wiring, unrelated to the Supabase/config changes above. Node names below match victron_monitor_v1p8.json exactly — note that the per-tracker solar-charger nodes are named MPPT1/MPPT2 (not SC0/SC1) and that Battery SOC is a system node, not a battery node. Measurement selections are NOT saved in the JSON export. Every Victron input node must be configured manually after import. The Victron device must be online and visible to the Cerbo for measurements to appear in the dropdown.</w:t>
       </w:r>
     </w:p>
     <w:p>
@@ -4841,6 +5376,113 @@
               <w:bottom w:val="single" w:color="CCCCCC" w:sz="4"/>
               <w:right w:val="single" w:color="CCCCCC" w:sz="4"/>
             </w:tcBorders>
+            <w:tcMar>
+              <w:top w:type="dxa" w:w="60"/>
+              <w:left w:type="dxa" w:w="100"/>
+              <w:bottom w:type="dxa" w:w="60"/>
+              <w:right w:type="dxa" w:w="100"/>
+            </w:tcMar>
+          </w:tcPr>
+          <w:p>
+            <w:pPr>
+              <w:jc w:val="left"/>
+            </w:pPr>
+            <w:r>
+              <w:rPr>
+                <w:b w:val="false"/>
+                <w:bCs w:val="false"/>
+                <w:i w:val="false"/>
+                <w:iCs w:val="false"/>
+                <w:color w:val="000000"/>
+                <w:sz w:val="18"/>
+                <w:szCs w:val="18"/>
+              </w:rPr>
+              <w:t xml:space="preserve">☐</w:t>
+            </w:r>
+          </w:p>
+        </w:tc>
+      </w:tr>
+      <w:tr>
+        <w:tc>
+          <w:tcPr>
+            <w:tcW w:type="dxa" w:w="2600"/>
+            <w:tcBorders>
+              <w:top w:val="single" w:color="CCCCCC" w:sz="4"/>
+              <w:left w:val="single" w:color="CCCCCC" w:sz="4"/>
+              <w:bottom w:val="single" w:color="CCCCCC" w:sz="4"/>
+              <w:right w:val="single" w:color="CCCCCC" w:sz="4"/>
+            </w:tcBorders>
+            <w:shd w:fill="F2F2F2" w:val="clear"/>
+            <w:tcMar>
+              <w:top w:type="dxa" w:w="60"/>
+              <w:left w:type="dxa" w:w="100"/>
+              <w:bottom w:type="dxa" w:w="60"/>
+              <w:right w:type="dxa" w:w="100"/>
+            </w:tcMar>
+          </w:tcPr>
+          <w:p>
+            <w:pPr>
+              <w:jc w:val="left"/>
+            </w:pPr>
+            <w:r>
+              <w:rPr>
+                <w:b w:val="false"/>
+                <w:bCs w:val="false"/>
+                <w:i w:val="false"/>
+                <w:iCs w:val="false"/>
+                <w:color w:val="000000"/>
+                <w:sz w:val="18"/>
+                <w:szCs w:val="18"/>
+              </w:rPr>
+              <w:t xml:space="preserve">Battery SOC</w:t>
+            </w:r>
+          </w:p>
+        </w:tc>
+        <w:tc>
+          <w:tcPr>
+            <w:tcW w:type="dxa" w:w="5560"/>
+            <w:tcBorders>
+              <w:top w:val="single" w:color="CCCCCC" w:sz="4"/>
+              <w:left w:val="single" w:color="CCCCCC" w:sz="4"/>
+              <w:bottom w:val="single" w:color="CCCCCC" w:sz="4"/>
+              <w:right w:val="single" w:color="CCCCCC" w:sz="4"/>
+            </w:tcBorders>
+            <w:shd w:fill="F2F2F2" w:val="clear"/>
+            <w:tcMar>
+              <w:top w:type="dxa" w:w="60"/>
+              <w:left w:type="dxa" w:w="100"/>
+              <w:bottom w:type="dxa" w:w="60"/>
+              <w:right w:type="dxa" w:w="100"/>
+            </w:tcMar>
+          </w:tcPr>
+          <w:p>
+            <w:pPr>
+              <w:jc w:val="left"/>
+            </w:pPr>
+            <w:r>
+              <w:rPr>
+                <w:b w:val="false"/>
+                <w:bCs w:val="false"/>
+                <w:i w:val="false"/>
+                <w:iCs w:val="false"/>
+                <w:color w:val="000000"/>
+                <w:sz w:val="18"/>
+                <w:szCs w:val="18"/>
+              </w:rPr>
+              <w:t xml:space="preserve">Battery State of Charge (%)</w:t>
+            </w:r>
+          </w:p>
+        </w:tc>
+        <w:tc>
+          <w:tcPr>
+            <w:tcW w:type="dxa" w:w="1200"/>
+            <w:tcBorders>
+              <w:top w:val="single" w:color="CCCCCC" w:sz="4"/>
+              <w:left w:val="single" w:color="CCCCCC" w:sz="4"/>
+              <w:bottom w:val="single" w:color="CCCCCC" w:sz="4"/>
+              <w:right w:val="single" w:color="CCCCCC" w:sz="4"/>
+            </w:tcBorders>
+            <w:shd w:fill="F2F2F2" w:val="clear"/>
             <w:tcMar>
               <w:top w:type="dxa" w:w="60"/>
               <w:left w:type="dxa" w:w="100"/>
@@ -5047,7 +5689,7 @@
                 <w:sz w:val="18"/>
                 <w:szCs w:val="18"/>
               </w:rPr>
-              <w:t xml:space="preserve">Battery SOC</w:t>
+              <w:t xml:space="preserve">Battery Voltage</w:t>
             </w:r>
           </w:p>
         </w:tc>
@@ -5081,7 +5723,7 @@
                 <w:sz w:val="18"/>
                 <w:szCs w:val="18"/>
               </w:rPr>
-              <w:t xml:space="preserve">State of charge (%)</w:t>
+              <w:t xml:space="preserve">Voltage (V)</w:t>
             </w:r>
           </w:p>
         </w:tc>
@@ -5152,7 +5794,7 @@
                 <w:sz w:val="18"/>
                 <w:szCs w:val="18"/>
               </w:rPr>
-              <w:t xml:space="preserve">Battery Voltage</w:t>
+              <w:t xml:space="preserve">Battery Current</w:t>
             </w:r>
           </w:p>
         </w:tc>
@@ -5187,7 +5829,7 @@
                 <w:sz w:val="18"/>
                 <w:szCs w:val="18"/>
               </w:rPr>
-              <w:t xml:space="preserve">Voltage (V)</w:t>
+              <w:t xml:space="preserve">Current (A)</w:t>
             </w:r>
           </w:p>
         </w:tc>
@@ -5258,7 +5900,7 @@
                 <w:sz w:val="18"/>
                 <w:szCs w:val="18"/>
               </w:rPr>
-              <w:t xml:space="preserve">Battery Current</w:t>
+              <w:t xml:space="preserve">Battery Temperature</w:t>
             </w:r>
           </w:p>
         </w:tc>
@@ -5292,7 +5934,7 @@
                 <w:sz w:val="18"/>
                 <w:szCs w:val="18"/>
               </w:rPr>
-              <w:t xml:space="preserve">Current (A)</w:t>
+              <w:t xml:space="preserve">Temperature (°C)</w:t>
             </w:r>
           </w:p>
         </w:tc>
@@ -5363,218 +6005,7 @@
                 <w:sz w:val="18"/>
                 <w:szCs w:val="18"/>
               </w:rPr>
-              <w:t xml:space="preserve">Battery Temperature</w:t>
-            </w:r>
-          </w:p>
-        </w:tc>
-        <w:tc>
-          <w:tcPr>
-            <w:tcW w:type="dxa" w:w="5560"/>
-            <w:tcBorders>
-              <w:top w:val="single" w:color="CCCCCC" w:sz="4"/>
-              <w:left w:val="single" w:color="CCCCCC" w:sz="4"/>
-              <w:bottom w:val="single" w:color="CCCCCC" w:sz="4"/>
-              <w:right w:val="single" w:color="CCCCCC" w:sz="4"/>
-            </w:tcBorders>
-            <w:shd w:fill="F2F2F2" w:val="clear"/>
-            <w:tcMar>
-              <w:top w:type="dxa" w:w="60"/>
-              <w:left w:type="dxa" w:w="100"/>
-              <w:bottom w:type="dxa" w:w="60"/>
-              <w:right w:type="dxa" w:w="100"/>
-            </w:tcMar>
-          </w:tcPr>
-          <w:p>
-            <w:pPr>
-              <w:jc w:val="left"/>
-            </w:pPr>
-            <w:r>
-              <w:rPr>
-                <w:b w:val="false"/>
-                <w:bCs w:val="false"/>
-                <w:i w:val="false"/>
-                <w:iCs w:val="false"/>
-                <w:color w:val="000000"/>
-                <w:sz w:val="18"/>
-                <w:szCs w:val="18"/>
-              </w:rPr>
-              <w:t xml:space="preserve">Temperature (°C)</w:t>
-            </w:r>
-          </w:p>
-        </w:tc>
-        <w:tc>
-          <w:tcPr>
-            <w:tcW w:type="dxa" w:w="1200"/>
-            <w:tcBorders>
-              <w:top w:val="single" w:color="CCCCCC" w:sz="4"/>
-              <w:left w:val="single" w:color="CCCCCC" w:sz="4"/>
-              <w:bottom w:val="single" w:color="CCCCCC" w:sz="4"/>
-              <w:right w:val="single" w:color="CCCCCC" w:sz="4"/>
-            </w:tcBorders>
-            <w:shd w:fill="F2F2F2" w:val="clear"/>
-            <w:tcMar>
-              <w:top w:type="dxa" w:w="60"/>
-              <w:left w:type="dxa" w:w="100"/>
-              <w:bottom w:type="dxa" w:w="60"/>
-              <w:right w:type="dxa" w:w="100"/>
-            </w:tcMar>
-          </w:tcPr>
-          <w:p>
-            <w:pPr>
-              <w:jc w:val="left"/>
-            </w:pPr>
-            <w:r>
-              <w:rPr>
-                <w:b w:val="false"/>
-                <w:bCs w:val="false"/>
-                <w:i w:val="false"/>
-                <w:iCs w:val="false"/>
-                <w:color w:val="000000"/>
-                <w:sz w:val="18"/>
-                <w:szCs w:val="18"/>
-              </w:rPr>
-              <w:t xml:space="preserve">☐</w:t>
-            </w:r>
-          </w:p>
-        </w:tc>
-      </w:tr>
-      <w:tr>
-        <w:tc>
-          <w:tcPr>
-            <w:tcW w:type="dxa" w:w="2600"/>
-            <w:tcBorders>
-              <w:top w:val="single" w:color="CCCCCC" w:sz="4"/>
-              <w:left w:val="single" w:color="CCCCCC" w:sz="4"/>
-              <w:bottom w:val="single" w:color="CCCCCC" w:sz="4"/>
-              <w:right w:val="single" w:color="CCCCCC" w:sz="4"/>
-            </w:tcBorders>
-            <w:tcMar>
-              <w:top w:type="dxa" w:w="60"/>
-              <w:left w:type="dxa" w:w="100"/>
-              <w:bottom w:type="dxa" w:w="60"/>
-              <w:right w:type="dxa" w:w="100"/>
-            </w:tcMar>
-          </w:tcPr>
-          <w:p>
-            <w:pPr>
-              <w:jc w:val="left"/>
-            </w:pPr>
-            <w:r>
-              <w:rPr>
-                <w:b w:val="false"/>
-                <w:bCs w:val="false"/>
-                <w:i w:val="false"/>
-                <w:iCs w:val="false"/>
-                <w:color w:val="000000"/>
-                <w:sz w:val="18"/>
-                <w:szCs w:val="18"/>
-              </w:rPr>
-              <w:t xml:space="preserve">Low Battery Alarm</w:t>
-            </w:r>
-          </w:p>
-        </w:tc>
-        <w:tc>
-          <w:tcPr>
-            <w:tcW w:type="dxa" w:w="5560"/>
-            <w:tcBorders>
-              <w:top w:val="single" w:color="CCCCCC" w:sz="4"/>
-              <w:left w:val="single" w:color="CCCCCC" w:sz="4"/>
-              <w:bottom w:val="single" w:color="CCCCCC" w:sz="4"/>
-              <w:right w:val="single" w:color="CCCCCC" w:sz="4"/>
-            </w:tcBorders>
-            <w:tcMar>
-              <w:top w:type="dxa" w:w="60"/>
-              <w:left w:type="dxa" w:w="100"/>
-              <w:bottom w:type="dxa" w:w="60"/>
-              <w:right w:type="dxa" w:w="100"/>
-            </w:tcMar>
-          </w:tcPr>
-          <w:p>
-            <w:pPr>
-              <w:jc w:val="left"/>
-            </w:pPr>
-            <w:r>
-              <w:rPr>
-                <w:b w:val="false"/>
-                <w:bCs w:val="false"/>
-                <w:i w:val="false"/>
-                <w:iCs w:val="false"/>
-                <w:color w:val="000000"/>
-                <w:sz w:val="18"/>
-                <w:szCs w:val="18"/>
-              </w:rPr>
-              <w:t xml:space="preserve">Low battery alarm</w:t>
-            </w:r>
-          </w:p>
-        </w:tc>
-        <w:tc>
-          <w:tcPr>
-            <w:tcW w:type="dxa" w:w="1200"/>
-            <w:tcBorders>
-              <w:top w:val="single" w:color="CCCCCC" w:sz="4"/>
-              <w:left w:val="single" w:color="CCCCCC" w:sz="4"/>
-              <w:bottom w:val="single" w:color="CCCCCC" w:sz="4"/>
-              <w:right w:val="single" w:color="CCCCCC" w:sz="4"/>
-            </w:tcBorders>
-            <w:tcMar>
-              <w:top w:type="dxa" w:w="60"/>
-              <w:left w:type="dxa" w:w="100"/>
-              <w:bottom w:type="dxa" w:w="60"/>
-              <w:right w:type="dxa" w:w="100"/>
-            </w:tcMar>
-          </w:tcPr>
-          <w:p>
-            <w:pPr>
-              <w:jc w:val="left"/>
-            </w:pPr>
-            <w:r>
-              <w:rPr>
-                <w:b w:val="false"/>
-                <w:bCs w:val="false"/>
-                <w:i w:val="false"/>
-                <w:iCs w:val="false"/>
-                <w:color w:val="000000"/>
-                <w:sz w:val="18"/>
-                <w:szCs w:val="18"/>
-              </w:rPr>
-              <w:t xml:space="preserve">☐</w:t>
-            </w:r>
-          </w:p>
-        </w:tc>
-      </w:tr>
-      <w:tr>
-        <w:tc>
-          <w:tcPr>
-            <w:tcW w:type="dxa" w:w="2600"/>
-            <w:tcBorders>
-              <w:top w:val="single" w:color="CCCCCC" w:sz="4"/>
-              <w:left w:val="single" w:color="CCCCCC" w:sz="4"/>
-              <w:bottom w:val="single" w:color="CCCCCC" w:sz="4"/>
-              <w:right w:val="single" w:color="CCCCCC" w:sz="4"/>
-            </w:tcBorders>
-            <w:shd w:fill="F2F2F2" w:val="clear"/>
-            <w:tcMar>
-              <w:top w:type="dxa" w:w="60"/>
-              <w:left w:type="dxa" w:w="100"/>
-              <w:bottom w:type="dxa" w:w="60"/>
-              <w:right w:type="dxa" w:w="100"/>
-            </w:tcMar>
-          </w:tcPr>
-          <w:p>
-            <w:pPr>
-              <w:jc w:val="left"/>
-            </w:pPr>
-            <w:r>
-              <w:rPr>
-                <w:b w:val="false"/>
-                <w:bCs w:val="false"/>
-                <w:i w:val="false"/>
-                <w:iCs w:val="false"/>
-                <w:color w:val="000000"/>
-                <w:sz w:val="18"/>
-                <w:szCs w:val="18"/>
-              </w:rPr>
-              <w:t xml:space="preserve">High Temp Alarm</w:t>
+              <w:t xml:space="preserve">High Temperature Alarm</w:t>
             </w:r>
           </w:p>
         </w:tc>
@@ -6765,7 +7196,7 @@
           <w:sz w:val="24"/>
           <w:szCs w:val="24"/>
         </w:rPr>
-        <w:t xml:space="preserve">4.4 Solar Charger SC0 — MPPT #1 (victron-input-solarcharger)</w:t>
+        <w:t xml:space="preserve">4.4 Solar Charger instance 0 — MPPT #1 (victron-input-solarcharger)</w:t>
       </w:r>
     </w:p>
     <w:p>
@@ -7046,7 +7477,7 @@
                 <w:sz w:val="18"/>
                 <w:szCs w:val="18"/>
               </w:rPr>
-              <w:t xml:space="preserve">MPPT State SC0</w:t>
+              <w:t xml:space="preserve">Charger Alarm</w:t>
             </w:r>
           </w:p>
         </w:tc>
@@ -7081,7 +7512,7 @@
                 <w:sz w:val="18"/>
                 <w:szCs w:val="18"/>
               </w:rPr>
-              <w:t xml:space="preserve">Charge state</w:t>
+              <w:t xml:space="preserve">Charger error</w:t>
             </w:r>
           </w:p>
         </w:tc>
@@ -7152,7 +7583,7 @@
                 <w:sz w:val="18"/>
                 <w:szCs w:val="18"/>
               </w:rPr>
-              <w:t xml:space="preserve">Charger Alarm</w:t>
+              <w:t xml:space="preserve">MPPT1 T0(S1) voltage</w:t>
             </w:r>
           </w:p>
         </w:tc>
@@ -7186,7 +7617,7 @@
                 <w:sz w:val="18"/>
                 <w:szCs w:val="18"/>
               </w:rPr>
-              <w:t xml:space="preserve">Charger error</w:t>
+              <w:t xml:space="preserve">Tracker 1 voltage</w:t>
             </w:r>
           </w:p>
         </w:tc>
@@ -7257,7 +7688,7 @@
                 <w:sz w:val="18"/>
                 <w:szCs w:val="18"/>
               </w:rPr>
-              <w:t xml:space="preserve">SC0 T0 (S1) voltage</w:t>
+              <w:t xml:space="preserve">MPPT1 T0(S1) power</w:t>
             </w:r>
           </w:p>
         </w:tc>
@@ -7292,7 +7723,7 @@
                 <w:sz w:val="18"/>
                 <w:szCs w:val="18"/>
               </w:rPr>
-              <w:t xml:space="preserve">Tracker 1 voltage</w:t>
+              <w:t xml:space="preserve">Tracker 1 power</w:t>
             </w:r>
           </w:p>
         </w:tc>
@@ -7363,7 +7794,7 @@
                 <w:sz w:val="18"/>
                 <w:szCs w:val="18"/>
               </w:rPr>
-              <w:t xml:space="preserve">SC0 T0 (S1) power</w:t>
+              <w:t xml:space="preserve">MPPT1 T0(S1) yield_today</w:t>
             </w:r>
           </w:p>
         </w:tc>
@@ -7397,7 +7828,7 @@
                 <w:sz w:val="18"/>
                 <w:szCs w:val="18"/>
               </w:rPr>
-              <w:t xml:space="preserve">Tracker 1 power</w:t>
+              <w:t xml:space="preserve">Yield today for tracker 0 (kWh)</w:t>
             </w:r>
           </w:p>
         </w:tc>
@@ -7468,7 +7899,7 @@
                 <w:sz w:val="18"/>
                 <w:szCs w:val="18"/>
               </w:rPr>
-              <w:t xml:space="preserve">SC0 T0 (S1) yield</w:t>
+              <w:t xml:space="preserve">MPPT1 T1(S2) voltage</w:t>
             </w:r>
           </w:p>
         </w:tc>
@@ -7503,7 +7934,7 @@
                 <w:sz w:val="18"/>
                 <w:szCs w:val="18"/>
               </w:rPr>
-              <w:t xml:space="preserve">Yield today for tracker 0 (kWh)</w:t>
+              <w:t xml:space="preserve">Tracker 2 voltage</w:t>
             </w:r>
           </w:p>
         </w:tc>
@@ -7574,7 +8005,7 @@
                 <w:sz w:val="18"/>
                 <w:szCs w:val="18"/>
               </w:rPr>
-              <w:t xml:space="preserve">SC0 T1 (S2) voltage</w:t>
+              <w:t xml:space="preserve">MPPT1 T1(S2) power</w:t>
             </w:r>
           </w:p>
         </w:tc>
@@ -7608,7 +8039,7 @@
                 <w:sz w:val="18"/>
                 <w:szCs w:val="18"/>
               </w:rPr>
-              <w:t xml:space="preserve">Tracker 2 voltage</w:t>
+              <w:t xml:space="preserve">Tracker 2 power</w:t>
             </w:r>
           </w:p>
         </w:tc>
@@ -7679,7 +8110,7 @@
                 <w:sz w:val="18"/>
                 <w:szCs w:val="18"/>
               </w:rPr>
-              <w:t xml:space="preserve">SC0 T1 (S2) power</w:t>
+              <w:t xml:space="preserve">MPPT1 T1(S2) yield_today</w:t>
             </w:r>
           </w:p>
         </w:tc>
@@ -7714,7 +8145,7 @@
                 <w:sz w:val="18"/>
                 <w:szCs w:val="18"/>
               </w:rPr>
-              <w:t xml:space="preserve">Tracker 2 power</w:t>
+              <w:t xml:space="preserve">Yield today for tracker 1 (kWh)</w:t>
             </w:r>
           </w:p>
         </w:tc>
@@ -7785,7 +8216,7 @@
                 <w:sz w:val="18"/>
                 <w:szCs w:val="18"/>
               </w:rPr>
-              <w:t xml:space="preserve">SC0 T1 (S2) yield</w:t>
+              <w:t xml:space="preserve">MPPT1 T2(S3) voltage</w:t>
             </w:r>
           </w:p>
         </w:tc>
@@ -7819,7 +8250,7 @@
                 <w:sz w:val="18"/>
                 <w:szCs w:val="18"/>
               </w:rPr>
-              <w:t xml:space="preserve">Yield today for tracker 1 (kWh)</w:t>
+              <w:t xml:space="preserve">Tracker 3 voltage</w:t>
             </w:r>
           </w:p>
         </w:tc>
@@ -7890,7 +8321,7 @@
                 <w:sz w:val="18"/>
                 <w:szCs w:val="18"/>
               </w:rPr>
-              <w:t xml:space="preserve">SC0 T2 (S3) voltage</w:t>
+              <w:t xml:space="preserve">MPPT1 T2(S3) power</w:t>
             </w:r>
           </w:p>
         </w:tc>
@@ -7925,7 +8356,7 @@
                 <w:sz w:val="18"/>
                 <w:szCs w:val="18"/>
               </w:rPr>
-              <w:t xml:space="preserve">Tracker 3 voltage</w:t>
+              <w:t xml:space="preserve">Tracker 3 power</w:t>
             </w:r>
           </w:p>
         </w:tc>
@@ -7996,7 +8427,7 @@
                 <w:sz w:val="18"/>
                 <w:szCs w:val="18"/>
               </w:rPr>
-              <w:t xml:space="preserve">SC0 T2 (S3) power</w:t>
+              <w:t xml:space="preserve">MPPT1 T2(S3) yield_today</w:t>
             </w:r>
           </w:p>
         </w:tc>
@@ -8030,7 +8461,7 @@
                 <w:sz w:val="18"/>
                 <w:szCs w:val="18"/>
               </w:rPr>
-              <w:t xml:space="preserve">Tracker 3 power</w:t>
+              <w:t xml:space="preserve">Yield today for tracker 2 (kWh)</w:t>
             </w:r>
           </w:p>
         </w:tc>
@@ -8101,7 +8532,7 @@
                 <w:sz w:val="18"/>
                 <w:szCs w:val="18"/>
               </w:rPr>
-              <w:t xml:space="preserve">SC0 T2 (S3) yield</w:t>
+              <w:t xml:space="preserve">MPPT1 T3(N/A) voltage</w:t>
             </w:r>
           </w:p>
         </w:tc>
@@ -8136,7 +8567,7 @@
                 <w:sz w:val="18"/>
                 <w:szCs w:val="18"/>
               </w:rPr>
-              <w:t xml:space="preserve">Yield today for tracker 2 (kWh)</w:t>
+              <w:t xml:space="preserve">Tracker 4 voltage — skip if inactive</w:t>
             </w:r>
           </w:p>
         </w:tc>
@@ -8207,7 +8638,7 @@
                 <w:sz w:val="18"/>
                 <w:szCs w:val="18"/>
               </w:rPr>
-              <w:t xml:space="preserve">SC0 T3 (N/A) voltage</w:t>
+              <w:t xml:space="preserve">MPPT1 T3(N/A) power</w:t>
             </w:r>
           </w:p>
         </w:tc>
@@ -8241,7 +8672,7 @@
                 <w:sz w:val="18"/>
                 <w:szCs w:val="18"/>
               </w:rPr>
-              <w:t xml:space="preserve">Tracker 4 voltage — skip if inactive</w:t>
+              <w:t xml:space="preserve">Tracker 4 power — skip if inactive</w:t>
             </w:r>
           </w:p>
         </w:tc>
@@ -8312,7 +8743,7 @@
                 <w:sz w:val="18"/>
                 <w:szCs w:val="18"/>
               </w:rPr>
-              <w:t xml:space="preserve">SC0 T3 (N/A) power</w:t>
+              <w:t xml:space="preserve">MPPT1 T3(N/A) yield_today</w:t>
             </w:r>
           </w:p>
         </w:tc>
@@ -8347,7 +8778,7 @@
                 <w:sz w:val="18"/>
                 <w:szCs w:val="18"/>
               </w:rPr>
-              <w:t xml:space="preserve">Tracker 4 power — skip if inactive</w:t>
+              <w:t xml:space="preserve">Yield today for tracker 3 — skip if inactive</w:t>
             </w:r>
           </w:p>
         </w:tc>
@@ -8361,110 +8792,6 @@
               <w:right w:val="single" w:color="CCCCCC" w:sz="4"/>
             </w:tcBorders>
             <w:shd w:fill="F2F2F2" w:val="clear"/>
-            <w:tcMar>
-              <w:top w:type="dxa" w:w="60"/>
-              <w:left w:type="dxa" w:w="100"/>
-              <w:bottom w:type="dxa" w:w="60"/>
-              <w:right w:type="dxa" w:w="100"/>
-            </w:tcMar>
-          </w:tcPr>
-          <w:p>
-            <w:pPr>
-              <w:jc w:val="left"/>
-            </w:pPr>
-            <w:r>
-              <w:rPr>
-                <w:b w:val="false"/>
-                <w:bCs w:val="false"/>
-                <w:i w:val="false"/>
-                <w:iCs w:val="false"/>
-                <w:color w:val="000000"/>
-                <w:sz w:val="18"/>
-                <w:szCs w:val="18"/>
-              </w:rPr>
-              <w:t xml:space="preserve">☐</w:t>
-            </w:r>
-          </w:p>
-        </w:tc>
-      </w:tr>
-      <w:tr>
-        <w:tc>
-          <w:tcPr>
-            <w:tcW w:type="dxa" w:w="2600"/>
-            <w:tcBorders>
-              <w:top w:val="single" w:color="CCCCCC" w:sz="4"/>
-              <w:left w:val="single" w:color="CCCCCC" w:sz="4"/>
-              <w:bottom w:val="single" w:color="CCCCCC" w:sz="4"/>
-              <w:right w:val="single" w:color="CCCCCC" w:sz="4"/>
-            </w:tcBorders>
-            <w:tcMar>
-              <w:top w:type="dxa" w:w="60"/>
-              <w:left w:type="dxa" w:w="100"/>
-              <w:bottom w:type="dxa" w:w="60"/>
-              <w:right w:type="dxa" w:w="100"/>
-            </w:tcMar>
-          </w:tcPr>
-          <w:p>
-            <w:pPr>
-              <w:jc w:val="left"/>
-            </w:pPr>
-            <w:r>
-              <w:rPr>
-                <w:b w:val="false"/>
-                <w:bCs w:val="false"/>
-                <w:i w:val="false"/>
-                <w:iCs w:val="false"/>
-                <w:color w:val="000000"/>
-                <w:sz w:val="18"/>
-                <w:szCs w:val="18"/>
-              </w:rPr>
-              <w:t xml:space="preserve">SC0 T3 (N/A) yield</w:t>
-            </w:r>
-          </w:p>
-        </w:tc>
-        <w:tc>
-          <w:tcPr>
-            <w:tcW w:type="dxa" w:w="5560"/>
-            <w:tcBorders>
-              <w:top w:val="single" w:color="CCCCCC" w:sz="4"/>
-              <w:left w:val="single" w:color="CCCCCC" w:sz="4"/>
-              <w:bottom w:val="single" w:color="CCCCCC" w:sz="4"/>
-              <w:right w:val="single" w:color="CCCCCC" w:sz="4"/>
-            </w:tcBorders>
-            <w:tcMar>
-              <w:top w:type="dxa" w:w="60"/>
-              <w:left w:type="dxa" w:w="100"/>
-              <w:bottom w:type="dxa" w:w="60"/>
-              <w:right w:type="dxa" w:w="100"/>
-            </w:tcMar>
-          </w:tcPr>
-          <w:p>
-            <w:pPr>
-              <w:jc w:val="left"/>
-            </w:pPr>
-            <w:r>
-              <w:rPr>
-                <w:b w:val="false"/>
-                <w:bCs w:val="false"/>
-                <w:i w:val="false"/>
-                <w:iCs w:val="false"/>
-                <w:color w:val="000000"/>
-                <w:sz w:val="18"/>
-                <w:szCs w:val="18"/>
-              </w:rPr>
-              <w:t xml:space="preserve">Yield today for tracker 3 — skip if inactive</w:t>
-            </w:r>
-          </w:p>
-        </w:tc>
-        <w:tc>
-          <w:tcPr>
-            <w:tcW w:type="dxa" w:w="1200"/>
-            <w:tcBorders>
-              <w:top w:val="single" w:color="CCCCCC" w:sz="4"/>
-              <w:left w:val="single" w:color="CCCCCC" w:sz="4"/>
-              <w:bottom w:val="single" w:color="CCCCCC" w:sz="4"/>
-              <w:right w:val="single" w:color="CCCCCC" w:sz="4"/>
-            </w:tcBorders>
             <w:tcMar>
               <w:top w:type="dxa" w:w="60"/>
               <w:left w:type="dxa" w:w="100"/>
@@ -8510,7 +8837,7 @@
           <w:sz w:val="24"/>
           <w:szCs w:val="24"/>
         </w:rPr>
-        <w:t xml:space="preserve">4.5 Solar Charger SC1 — MPPT #2 (victron-input-solarcharger)</w:t>
+        <w:t xml:space="preserve">4.5 Solar Charger instance 1 — MPPT #2 (victron-input-solarcharger)</w:t>
       </w:r>
     </w:p>
     <w:tbl>
@@ -8776,7 +9103,7 @@
                 <w:sz w:val="18"/>
                 <w:szCs w:val="18"/>
               </w:rPr>
-              <w:t xml:space="preserve">MPPT State SC1</w:t>
+              <w:t xml:space="preserve">MPPT2 T0(S4) voltage</w:t>
             </w:r>
           </w:p>
         </w:tc>
@@ -8811,7 +9138,7 @@
                 <w:sz w:val="18"/>
                 <w:szCs w:val="18"/>
               </w:rPr>
-              <w:t xml:space="preserve">Charge state</w:t>
+              <w:t xml:space="preserve">Tracker 1 voltage</w:t>
             </w:r>
           </w:p>
         </w:tc>
@@ -8882,7 +9209,7 @@
                 <w:sz w:val="18"/>
                 <w:szCs w:val="18"/>
               </w:rPr>
-              <w:t xml:space="preserve">SC1 T0 (S4) voltage</w:t>
+              <w:t xml:space="preserve">MPPT2 T0(S4) power</w:t>
             </w:r>
           </w:p>
         </w:tc>
@@ -8916,7 +9243,7 @@
                 <w:sz w:val="18"/>
                 <w:szCs w:val="18"/>
               </w:rPr>
-              <w:t xml:space="preserve">Tracker 1 voltage</w:t>
+              <w:t xml:space="preserve">Tracker 1 power</w:t>
             </w:r>
           </w:p>
         </w:tc>
@@ -8987,7 +9314,7 @@
                 <w:sz w:val="18"/>
                 <w:szCs w:val="18"/>
               </w:rPr>
-              <w:t xml:space="preserve">SC1 T0 (S4) power</w:t>
+              <w:t xml:space="preserve">MPPT2 T0(S4) yield_today</w:t>
             </w:r>
           </w:p>
         </w:tc>
@@ -9022,7 +9349,7 @@
                 <w:sz w:val="18"/>
                 <w:szCs w:val="18"/>
               </w:rPr>
-              <w:t xml:space="preserve">Tracker 1 power</w:t>
+              <w:t xml:space="preserve">Yield today for tracker 0 (kWh)</w:t>
             </w:r>
           </w:p>
         </w:tc>
@@ -9093,7 +9420,7 @@
                 <w:sz w:val="18"/>
                 <w:szCs w:val="18"/>
               </w:rPr>
-              <w:t xml:space="preserve">SC1 T0 (S4) yield</w:t>
+              <w:t xml:space="preserve">MPPT2 T1(S5) voltage</w:t>
             </w:r>
           </w:p>
         </w:tc>
@@ -9127,7 +9454,7 @@
                 <w:sz w:val="18"/>
                 <w:szCs w:val="18"/>
               </w:rPr>
-              <w:t xml:space="preserve">Yield today for tracker 0 (kWh)</w:t>
+              <w:t xml:space="preserve">Tracker 2 voltage</w:t>
             </w:r>
           </w:p>
         </w:tc>
@@ -9198,7 +9525,7 @@
                 <w:sz w:val="18"/>
                 <w:szCs w:val="18"/>
               </w:rPr>
-              <w:t xml:space="preserve">SC1 T1 (S5) voltage</w:t>
+              <w:t xml:space="preserve">MPPT2 T1(S5) power</w:t>
             </w:r>
           </w:p>
         </w:tc>
@@ -9233,7 +9560,7 @@
                 <w:sz w:val="18"/>
                 <w:szCs w:val="18"/>
               </w:rPr>
-              <w:t xml:space="preserve">Tracker 2 voltage</w:t>
+              <w:t xml:space="preserve">Tracker 2 power</w:t>
             </w:r>
           </w:p>
         </w:tc>
@@ -9304,7 +9631,7 @@
                 <w:sz w:val="18"/>
                 <w:szCs w:val="18"/>
               </w:rPr>
-              <w:t xml:space="preserve">SC1 T1 (S5) power</w:t>
+              <w:t xml:space="preserve">MPPT2 T1(S5) yield_today</w:t>
             </w:r>
           </w:p>
         </w:tc>
@@ -9338,7 +9665,7 @@
                 <w:sz w:val="18"/>
                 <w:szCs w:val="18"/>
               </w:rPr>
-              <w:t xml:space="preserve">Tracker 2 power</w:t>
+              <w:t xml:space="preserve">Yield today for tracker 1 (kWh)</w:t>
             </w:r>
           </w:p>
         </w:tc>
@@ -9409,7 +9736,7 @@
                 <w:sz w:val="18"/>
                 <w:szCs w:val="18"/>
               </w:rPr>
-              <w:t xml:space="preserve">SC1 T1 (S5) yield</w:t>
+              <w:t xml:space="preserve">MPPT2 T2(S6) voltage</w:t>
             </w:r>
           </w:p>
         </w:tc>
@@ -9444,7 +9771,7 @@
                 <w:sz w:val="18"/>
                 <w:szCs w:val="18"/>
               </w:rPr>
-              <w:t xml:space="preserve">Yield today for tracker 1 (kWh)</w:t>
+              <w:t xml:space="preserve">Tracker 3 voltage</w:t>
             </w:r>
           </w:p>
         </w:tc>
@@ -9515,7 +9842,7 @@
                 <w:sz w:val="18"/>
                 <w:szCs w:val="18"/>
               </w:rPr>
-              <w:t xml:space="preserve">SC1 T2 (S6) voltage</w:t>
+              <w:t xml:space="preserve">MPPT2 T2(S6) power</w:t>
             </w:r>
           </w:p>
         </w:tc>
@@ -9549,7 +9876,7 @@
                 <w:sz w:val="18"/>
                 <w:szCs w:val="18"/>
               </w:rPr>
-              <w:t xml:space="preserve">Tracker 3 voltage</w:t>
+              <w:t xml:space="preserve">Tracker 3 power</w:t>
             </w:r>
           </w:p>
         </w:tc>
@@ -9620,7 +9947,7 @@
                 <w:sz w:val="18"/>
                 <w:szCs w:val="18"/>
               </w:rPr>
-              <w:t xml:space="preserve">SC1 T2 (S6) power</w:t>
+              <w:t xml:space="preserve">MPPT2 T2(S6) yield_today</w:t>
             </w:r>
           </w:p>
         </w:tc>
@@ -9655,7 +9982,7 @@
                 <w:sz w:val="18"/>
                 <w:szCs w:val="18"/>
               </w:rPr>
-              <w:t xml:space="preserve">Tracker 3 power</w:t>
+              <w:t xml:space="preserve">Yield today for tracker 2 (kWh)</w:t>
             </w:r>
           </w:p>
         </w:tc>
@@ -9726,7 +10053,7 @@
                 <w:sz w:val="18"/>
                 <w:szCs w:val="18"/>
               </w:rPr>
-              <w:t xml:space="preserve">SC1 T2 (S6) yield</w:t>
+              <w:t xml:space="preserve">MPPT2 T3(N/A) voltage</w:t>
             </w:r>
           </w:p>
         </w:tc>
@@ -9760,7 +10087,7 @@
                 <w:sz w:val="18"/>
                 <w:szCs w:val="18"/>
               </w:rPr>
-              <w:t xml:space="preserve">Yield today for tracker 2 (kWh)</w:t>
+              <w:t xml:space="preserve">Tracker 4 voltage — skip if inactive</w:t>
             </w:r>
           </w:p>
         </w:tc>
@@ -9831,7 +10158,7 @@
                 <w:sz w:val="18"/>
                 <w:szCs w:val="18"/>
               </w:rPr>
-              <w:t xml:space="preserve">SC1 T3 (N/A) voltage</w:t>
+              <w:t xml:space="preserve">MPPT2 T3(N/A) power</w:t>
             </w:r>
           </w:p>
         </w:tc>
@@ -9866,7 +10193,7 @@
                 <w:sz w:val="18"/>
                 <w:szCs w:val="18"/>
               </w:rPr>
-              <w:t xml:space="preserve">Tracker 4 voltage — skip if inactive</w:t>
+              <w:t xml:space="preserve">Tracker 4 power — skip if inactive</w:t>
             </w:r>
           </w:p>
         </w:tc>
@@ -9937,7 +10264,7 @@
                 <w:sz w:val="18"/>
                 <w:szCs w:val="18"/>
               </w:rPr>
-              <w:t xml:space="preserve">SC1 T3 (N/A) power</w:t>
+              <w:t xml:space="preserve">MPPT2 T3(N/A) yield_today</w:t>
             </w:r>
           </w:p>
         </w:tc>
@@ -9971,7 +10298,7 @@
                 <w:sz w:val="18"/>
                 <w:szCs w:val="18"/>
               </w:rPr>
-              <w:t xml:space="preserve">Tracker 4 power — skip if inactive</w:t>
+              <w:t xml:space="preserve">Yield today for tracker 3 — skip if inactive</w:t>
             </w:r>
           </w:p>
         </w:tc>
@@ -9984,113 +10311,6 @@
               <w:bottom w:val="single" w:color="CCCCCC" w:sz="4"/>
               <w:right w:val="single" w:color="CCCCCC" w:sz="4"/>
             </w:tcBorders>
-            <w:tcMar>
-              <w:top w:type="dxa" w:w="60"/>
-              <w:left w:type="dxa" w:w="100"/>
-              <w:bottom w:type="dxa" w:w="60"/>
-              <w:right w:type="dxa" w:w="100"/>
-            </w:tcMar>
-          </w:tcPr>
-          <w:p>
-            <w:pPr>
-              <w:jc w:val="left"/>
-            </w:pPr>
-            <w:r>
-              <w:rPr>
-                <w:b w:val="false"/>
-                <w:bCs w:val="false"/>
-                <w:i w:val="false"/>
-                <w:iCs w:val="false"/>
-                <w:color w:val="000000"/>
-                <w:sz w:val="18"/>
-                <w:szCs w:val="18"/>
-              </w:rPr>
-              <w:t xml:space="preserve">☐</w:t>
-            </w:r>
-          </w:p>
-        </w:tc>
-      </w:tr>
-      <w:tr>
-        <w:tc>
-          <w:tcPr>
-            <w:tcW w:type="dxa" w:w="2600"/>
-            <w:tcBorders>
-              <w:top w:val="single" w:color="CCCCCC" w:sz="4"/>
-              <w:left w:val="single" w:color="CCCCCC" w:sz="4"/>
-              <w:bottom w:val="single" w:color="CCCCCC" w:sz="4"/>
-              <w:right w:val="single" w:color="CCCCCC" w:sz="4"/>
-            </w:tcBorders>
-            <w:shd w:fill="F2F2F2" w:val="clear"/>
-            <w:tcMar>
-              <w:top w:type="dxa" w:w="60"/>
-              <w:left w:type="dxa" w:w="100"/>
-              <w:bottom w:type="dxa" w:w="60"/>
-              <w:right w:type="dxa" w:w="100"/>
-            </w:tcMar>
-          </w:tcPr>
-          <w:p>
-            <w:pPr>
-              <w:jc w:val="left"/>
-            </w:pPr>
-            <w:r>
-              <w:rPr>
-                <w:b w:val="false"/>
-                <w:bCs w:val="false"/>
-                <w:i w:val="false"/>
-                <w:iCs w:val="false"/>
-                <w:color w:val="000000"/>
-                <w:sz w:val="18"/>
-                <w:szCs w:val="18"/>
-              </w:rPr>
-              <w:t xml:space="preserve">SC1 T3 (N/A) yield</w:t>
-            </w:r>
-          </w:p>
-        </w:tc>
-        <w:tc>
-          <w:tcPr>
-            <w:tcW w:type="dxa" w:w="5560"/>
-            <w:tcBorders>
-              <w:top w:val="single" w:color="CCCCCC" w:sz="4"/>
-              <w:left w:val="single" w:color="CCCCCC" w:sz="4"/>
-              <w:bottom w:val="single" w:color="CCCCCC" w:sz="4"/>
-              <w:right w:val="single" w:color="CCCCCC" w:sz="4"/>
-            </w:tcBorders>
-            <w:shd w:fill="F2F2F2" w:val="clear"/>
-            <w:tcMar>
-              <w:top w:type="dxa" w:w="60"/>
-              <w:left w:type="dxa" w:w="100"/>
-              <w:bottom w:type="dxa" w:w="60"/>
-              <w:right w:type="dxa" w:w="100"/>
-            </w:tcMar>
-          </w:tcPr>
-          <w:p>
-            <w:pPr>
-              <w:jc w:val="left"/>
-            </w:pPr>
-            <w:r>
-              <w:rPr>
-                <w:b w:val="false"/>
-                <w:bCs w:val="false"/>
-                <w:i w:val="false"/>
-                <w:iCs w:val="false"/>
-                <w:color w:val="000000"/>
-                <w:sz w:val="18"/>
-                <w:szCs w:val="18"/>
-              </w:rPr>
-              <w:t xml:space="preserve">Yield today for tracker 3 — skip if inactive</w:t>
-            </w:r>
-          </w:p>
-        </w:tc>
-        <w:tc>
-          <w:tcPr>
-            <w:tcW w:type="dxa" w:w="1200"/>
-            <w:tcBorders>
-              <w:top w:val="single" w:color="CCCCCC" w:sz="4"/>
-              <w:left w:val="single" w:color="CCCCCC" w:sz="4"/>
-              <w:bottom w:val="single" w:color="CCCCCC" w:sz="4"/>
-              <w:right w:val="single" w:color="CCCCCC" w:sz="4"/>
-            </w:tcBorders>
-            <w:shd w:fill="F2F2F2" w:val="clear"/>
             <w:tcMar>
               <w:top w:type="dxa" w:w="60"/>
               <w:left w:type="dxa" w:w="100"/>
@@ -10911,7 +11131,7 @@
                 <w:sz w:val="20"/>
                 <w:szCs w:val="20"/>
               </w:rPr>
-              <w:t xml:space="preserve">Verify “Merge Site Config” status: “Config synced: &lt;Site Name&gt;” (green, not yellow fallback)</w:t>
+              <w:t xml:space="preserve">Verify “Merge Site Config” status: “Config synced: &lt;Site Name&gt;” (green, not yellow fallback). Yellow means the HTTP fetch came back non-200 or empty — 401 points at a wrong or missing anon key, "200 []" at a site_id that matches no monitoring.sites row</w:t>
             </w:r>
           </w:p>
         </w:tc>
@@ -12283,6 +12503,217 @@
                 <w:szCs w:val="20"/>
               </w:rPr>
               <w:t xml:space="preserve">Check Supabase → monitoring.daily_health: AUTO row present with a plausible health_score and health_status</w:t>
+            </w:r>
+          </w:p>
+        </w:tc>
+        <w:tc>
+          <w:tcPr>
+            <w:tcW w:type="dxa" w:w="700"/>
+            <w:tcBorders>
+              <w:top w:val="single" w:color="CCCCCC" w:sz="4"/>
+              <w:left w:val="single" w:color="CCCCCC" w:sz="4"/>
+              <w:bottom w:val="single" w:color="CCCCCC" w:sz="4"/>
+              <w:right w:val="single" w:color="CCCCCC" w:sz="4"/>
+            </w:tcBorders>
+            <w:tcMar>
+              <w:top w:type="dxa" w:w="60"/>
+              <w:left w:type="dxa" w:w="100"/>
+              <w:bottom w:type="dxa" w:w="60"/>
+              <w:right w:type="dxa" w:w="100"/>
+            </w:tcMar>
+          </w:tcPr>
+          <w:p>
+            <w:pPr>
+              <w:jc w:val="center"/>
+            </w:pPr>
+            <w:r>
+              <w:rPr>
+                <w:b w:val="false"/>
+                <w:bCs w:val="false"/>
+                <w:i w:val="false"/>
+                <w:iCs w:val="false"/>
+                <w:color w:val="000000"/>
+                <w:sz w:val="20"/>
+                <w:szCs w:val="20"/>
+              </w:rPr>
+              <w:t xml:space="preserve">☐</w:t>
+            </w:r>
+          </w:p>
+        </w:tc>
+      </w:tr>
+      <w:tr>
+        <w:tc>
+          <w:tcPr>
+            <w:tcW w:type="dxa" w:w="500"/>
+            <w:tcBorders>
+              <w:top w:val="single" w:color="CCCCCC" w:sz="4"/>
+              <w:left w:val="single" w:color="CCCCCC" w:sz="4"/>
+              <w:bottom w:val="single" w:color="CCCCCC" w:sz="4"/>
+              <w:right w:val="single" w:color="CCCCCC" w:sz="4"/>
+            </w:tcBorders>
+            <w:shd w:fill="F2F2F2" w:val="clear"/>
+            <w:tcMar>
+              <w:top w:type="dxa" w:w="60"/>
+              <w:left w:type="dxa" w:w="100"/>
+              <w:bottom w:type="dxa" w:w="60"/>
+              <w:right w:type="dxa" w:w="100"/>
+            </w:tcMar>
+          </w:tcPr>
+          <w:p>
+            <w:pPr>
+              <w:jc w:val="center"/>
+            </w:pPr>
+            <w:r>
+              <w:rPr>
+                <w:b w:val="false"/>
+                <w:bCs w:val="false"/>
+                <w:i w:val="false"/>
+                <w:iCs w:val="false"/>
+                <w:color w:val="000000"/>
+                <w:sz w:val="20"/>
+                <w:szCs w:val="20"/>
+              </w:rPr>
+              <w:t xml:space="preserve">16</w:t>
+            </w:r>
+          </w:p>
+        </w:tc>
+        <w:tc>
+          <w:tcPr>
+            <w:tcW w:type="dxa" w:w="8160"/>
+            <w:tcBorders>
+              <w:top w:val="single" w:color="CCCCCC" w:sz="4"/>
+              <w:left w:val="single" w:color="CCCCCC" w:sz="4"/>
+              <w:bottom w:val="single" w:color="CCCCCC" w:sz="4"/>
+              <w:right w:val="single" w:color="CCCCCC" w:sz="4"/>
+            </w:tcBorders>
+            <w:shd w:fill="F2F2F2" w:val="clear"/>
+            <w:tcMar>
+              <w:top w:type="dxa" w:w="60"/>
+              <w:left w:type="dxa" w:w="100"/>
+              <w:bottom w:type="dxa" w:w="60"/>
+              <w:right w:type="dxa" w:w="100"/>
+            </w:tcMar>
+          </w:tcPr>
+          <w:p>
+            <w:pPr>
+              <w:jc w:val="left"/>
+            </w:pPr>
+            <w:r>
+              <w:rPr>
+                <w:b w:val="false"/>
+                <w:bCs w:val="false"/>
+                <w:i w:val="false"/>
+                <w:iCs w:val="false"/>
+                <w:color w:val="000000"/>
+                <w:sz w:val="20"/>
+                <w:szCs w:val="20"/>
+              </w:rPr>
+              <w:t xml:space="preserve">Run SELECT monitoring.get_report_email('&lt;site-slug&gt;') — it must return the customer's address. NULL means client_id was never linked (Section 1.1) and the weekly report will go to the internal fallback address</w:t>
+            </w:r>
+          </w:p>
+        </w:tc>
+        <w:tc>
+          <w:tcPr>
+            <w:tcW w:type="dxa" w:w="700"/>
+            <w:tcBorders>
+              <w:top w:val="single" w:color="CCCCCC" w:sz="4"/>
+              <w:left w:val="single" w:color="CCCCCC" w:sz="4"/>
+              <w:bottom w:val="single" w:color="CCCCCC" w:sz="4"/>
+              <w:right w:val="single" w:color="CCCCCC" w:sz="4"/>
+            </w:tcBorders>
+            <w:shd w:fill="F2F2F2" w:val="clear"/>
+            <w:tcMar>
+              <w:top w:type="dxa" w:w="60"/>
+              <w:left w:type="dxa" w:w="100"/>
+              <w:bottom w:type="dxa" w:w="60"/>
+              <w:right w:type="dxa" w:w="100"/>
+            </w:tcMar>
+          </w:tcPr>
+          <w:p>
+            <w:pPr>
+              <w:jc w:val="center"/>
+            </w:pPr>
+            <w:r>
+              <w:rPr>
+                <w:b w:val="false"/>
+                <w:bCs w:val="false"/>
+                <w:i w:val="false"/>
+                <w:iCs w:val="false"/>
+                <w:color w:val="000000"/>
+                <w:sz w:val="20"/>
+                <w:szCs w:val="20"/>
+              </w:rPr>
+              <w:t xml:space="preserve">☐</w:t>
+            </w:r>
+          </w:p>
+        </w:tc>
+      </w:tr>
+      <w:tr>
+        <w:tc>
+          <w:tcPr>
+            <w:tcW w:type="dxa" w:w="500"/>
+            <w:tcBorders>
+              <w:top w:val="single" w:color="CCCCCC" w:sz="4"/>
+              <w:left w:val="single" w:color="CCCCCC" w:sz="4"/>
+              <w:bottom w:val="single" w:color="CCCCCC" w:sz="4"/>
+              <w:right w:val="single" w:color="CCCCCC" w:sz="4"/>
+            </w:tcBorders>
+            <w:tcMar>
+              <w:top w:type="dxa" w:w="60"/>
+              <w:left w:type="dxa" w:w="100"/>
+              <w:bottom w:type="dxa" w:w="60"/>
+              <w:right w:type="dxa" w:w="100"/>
+            </w:tcMar>
+          </w:tcPr>
+          <w:p>
+            <w:pPr>
+              <w:jc w:val="center"/>
+            </w:pPr>
+            <w:r>
+              <w:rPr>
+                <w:b w:val="false"/>
+                <w:bCs w:val="false"/>
+                <w:i w:val="false"/>
+                <w:iCs w:val="false"/>
+                <w:color w:val="000000"/>
+                <w:sz w:val="20"/>
+                <w:szCs w:val="20"/>
+              </w:rPr>
+              <w:t xml:space="preserve">17</w:t>
+            </w:r>
+          </w:p>
+        </w:tc>
+        <w:tc>
+          <w:tcPr>
+            <w:tcW w:type="dxa" w:w="8160"/>
+            <w:tcBorders>
+              <w:top w:val="single" w:color="CCCCCC" w:sz="4"/>
+              <w:left w:val="single" w:color="CCCCCC" w:sz="4"/>
+              <w:bottom w:val="single" w:color="CCCCCC" w:sz="4"/>
+              <w:right w:val="single" w:color="CCCCCC" w:sz="4"/>
+            </w:tcBorders>
+            <w:tcMar>
+              <w:top w:type="dxa" w:w="60"/>
+              <w:left w:type="dxa" w:w="100"/>
+              <w:bottom w:type="dxa" w:w="60"/>
+              <w:right w:type="dxa" w:w="100"/>
+            </w:tcMar>
+          </w:tcPr>
+          <w:p>
+            <w:pPr>
+              <w:jc w:val="left"/>
+            </w:pPr>
+            <w:r>
+              <w:rPr>
+                <w:b w:val="false"/>
+                <w:bCs w:val="false"/>
+                <w:i w:val="false"/>
+                <w:iCs w:val="false"/>
+                <w:color w:val="000000"/>
+                <w:sz w:val="20"/>
+                <w:szCs w:val="20"/>
+              </w:rPr>
+              <w:t xml:space="preserve">Confirm monitoring.sites.system_type matches the installation — it defaults to 'hybrid', so an off-grid site left at the default gets grid-dependence and outage cards in its report that don't apply</w:t>
             </w:r>
           </w:p>
         </w:tc>
@@ -12343,7 +12774,7 @@
           <w:sz w:val="17"/>
           <w:szCs w:val="17"/>
         </w:rPr>
-        <w:t xml:space="preserve">Pauly y Compañía  |  Victron Monitor  |  DB-driven config (migration 006+)</w:t>
+        <w:t xml:space="preserve">Pauly y Compañía  |  Victron Monitor  |  DB-driven config (migrations 006–011)</w:t>
       </w:r>
     </w:p>
     <w:sectPr>
